--- a/2sem/modeling/2lab/lab2.docx
+++ b/2sem/modeling/2lab/lab2.docx
@@ -7674,23 +7674,6 @@
     </w:p>
     <w:p>
       <w:pPr>
-        <w:pStyle w:val="1"/>
-        <w:jc w:val="left"/>
-        <w:rPr>
-          <w:b w:val="0"/>
-          <w:bCs/>
-        </w:rPr>
-      </w:pPr>
-      <w:r>
-        <w:rPr>
-          <w:b w:val="0"/>
-          <w:bCs/>
-        </w:rPr>
-        <w:t>Фыввфывыфв</w:t>
-      </w:r>
-    </w:p>
-    <w:p>
-      <w:pPr>
         <w:pStyle w:val="ds-markdown-paragraph"/>
         <w:rPr>
           <w:sz w:val="28"/>
@@ -10712,6 +10695,9 @@
         <w:jc w:val="left"/>
       </w:pPr>
       <w:r>
+        <w:rPr>
+          <w:noProof/>
+        </w:rPr>
         <w:drawing>
           <wp:inline distT="0" distB="0" distL="0" distR="0" wp14:anchorId="76AABAA8" wp14:editId="0EC7B2B9">
             <wp:extent cx="4143953" cy="2743583"/>
@@ -11074,6 +11060,7 @@
       </w:pPr>
       <w:r>
         <w:rPr>
+          <w:noProof/>
           <w:lang w:val="en-US"/>
         </w:rPr>
         <w:lastRenderedPageBreak/>
@@ -18795,6 +18782,7 @@
   <w:style w:type="character" w:default="1" w:styleId="a0">
     <w:name w:val="Default Paragraph Font"/>
     <w:uiPriority w:val="1"/>
+    <w:semiHidden/>
     <w:unhideWhenUsed/>
   </w:style>
   <w:style w:type="table" w:default="1" w:styleId="a1">
